--- a/docs/word/laboratornaya-rabota.docx
+++ b/docs/word/laboratornaya-rabota.docx
@@ -8,10 +8,11 @@
           <w:rFonts w:asciiTheme="majorHAnsi" w:hAnsiTheme="majorHAnsi"/>
           <w:sz w:val="32"/>
           <w:szCs w:val="32"/>
-        </w:rPr>
-      </w:pPr>
-      <w:bookmarkStart w:id="0" w:name="Xc97e6e52cdb7facff73054b7c8266a2499c46bc"/>
-      <w:bookmarkStart w:id="1" w:name="_Toc230980333"/>
+          <w:lang w:val="ru-RU"/>
+        </w:rPr>
+      </w:pPr>
+      <w:bookmarkStart w:id="0" w:name="_Toc230980333"/>
+      <w:bookmarkStart w:id="1" w:name="Xc97e6e52cdb7facff73054b7c8266a2499c46bc"/>
       <w:r>
         <w:rPr>
           <w:rFonts w:asciiTheme="majorHAnsi" w:hAnsiTheme="majorHAnsi"/>
@@ -21,7 +22,7 @@
         </w:rPr>
         <w:t>Лабораторные работы №17–№20. Все этапы создания проекта продемонстрированы на примере проекта «Бусинка»</w:t>
       </w:r>
-      <w:bookmarkEnd w:id="1"/>
+      <w:bookmarkEnd w:id="0"/>
     </w:p>
     <w:p>
       <w:pPr>
@@ -55,12 +56,12 @@
       <w:pPr>
         <w:pStyle w:val="Heading2"/>
       </w:pPr>
-      <w:bookmarkStart w:id="2" w:name="что-следует-сделать"/>
-      <w:bookmarkStart w:id="3" w:name="_Toc230980334"/>
+      <w:bookmarkStart w:id="2" w:name="_Toc230980334"/>
+      <w:bookmarkStart w:id="3" w:name="что-следует-сделать"/>
       <w:r>
         <w:t>ЧТО СЛЕДУЕТ СДЕЛАТЬ:</w:t>
       </w:r>
-      <w:bookmarkEnd w:id="3"/>
+      <w:bookmarkEnd w:id="2"/>
     </w:p>
     <w:p>
       <w:pPr>
@@ -216,13 +217,13 @@
       <w:pPr>
         <w:pStyle w:val="Heading2"/>
       </w:pPr>
-      <w:bookmarkStart w:id="4" w:name="команда"/>
-      <w:bookmarkStart w:id="5" w:name="_Toc230980335"/>
-      <w:bookmarkEnd w:id="2"/>
+      <w:bookmarkStart w:id="4" w:name="_Toc230980335"/>
+      <w:bookmarkStart w:id="5" w:name="команда"/>
+      <w:bookmarkEnd w:id="3"/>
       <w:r>
         <w:t>Команда</w:t>
       </w:r>
-      <w:bookmarkEnd w:id="5"/>
+      <w:bookmarkEnd w:id="4"/>
     </w:p>
     <w:p>
       <w:pPr>
@@ -279,16 +280,16 @@
           <w:lang w:val="ru-RU"/>
         </w:rPr>
       </w:pPr>
-      <w:bookmarkStart w:id="6" w:name="X0d748f1e0779b3c51ff6930f988a2af88857dc5"/>
-      <w:bookmarkStart w:id="7" w:name="_Toc230980336"/>
-      <w:bookmarkEnd w:id="4"/>
+      <w:bookmarkStart w:id="6" w:name="_Toc230980336"/>
+      <w:bookmarkStart w:id="7" w:name="X0d748f1e0779b3c51ff6930f988a2af88857dc5"/>
+      <w:bookmarkEnd w:id="5"/>
       <w:r>
         <w:rPr>
           <w:lang w:val="ru-RU"/>
         </w:rPr>
         <w:t>Таблица со сметной стоимостью и распределением ролей в команде</w:t>
       </w:r>
-      <w:bookmarkEnd w:id="7"/>
+      <w:bookmarkEnd w:id="6"/>
     </w:p>
     <w:tbl>
       <w:tblPr>
@@ -3359,9 +3360,9 @@
           <w:lang w:val="ru-RU"/>
         </w:rPr>
       </w:pPr>
-      <w:bookmarkStart w:id="8" w:name="формирование-требований-к-сайту"/>
-      <w:bookmarkStart w:id="9" w:name="_Toc230980337"/>
-      <w:bookmarkEnd w:id="6"/>
+      <w:bookmarkStart w:id="8" w:name="_Toc230980337"/>
+      <w:bookmarkStart w:id="9" w:name="формирование-требований-к-сайту"/>
+      <w:bookmarkEnd w:id="7"/>
       <w:r>
         <w:rPr>
           <w:lang w:val="ru-RU"/>
@@ -3369,7 +3370,7 @@
         <w:lastRenderedPageBreak/>
         <w:t>1. Формирование требований к сайту</w:t>
       </w:r>
-      <w:bookmarkEnd w:id="9"/>
+      <w:bookmarkEnd w:id="8"/>
     </w:p>
     <w:p>
       <w:pPr>
@@ -3512,16 +3513,16 @@
           <w:lang w:val="ru-RU"/>
         </w:rPr>
       </w:pPr>
-      <w:bookmarkStart w:id="10" w:name="разработка-концепции-сайта"/>
-      <w:bookmarkStart w:id="11" w:name="_Toc230980338"/>
-      <w:bookmarkEnd w:id="8"/>
+      <w:bookmarkStart w:id="10" w:name="_Toc230980338"/>
+      <w:bookmarkStart w:id="11" w:name="разработка-концепции-сайта"/>
+      <w:bookmarkEnd w:id="9"/>
       <w:r>
         <w:rPr>
           <w:lang w:val="ru-RU"/>
         </w:rPr>
         <w:t>2. Разработка концепции сайта</w:t>
       </w:r>
-      <w:bookmarkEnd w:id="11"/>
+      <w:bookmarkEnd w:id="10"/>
     </w:p>
     <w:p>
       <w:pPr>
@@ -3813,9 +3814,9 @@
           <w:lang w:val="ru-RU"/>
         </w:rPr>
       </w:pPr>
-      <w:bookmarkStart w:id="12" w:name="техническое-задание"/>
-      <w:bookmarkStart w:id="13" w:name="_Toc230980339"/>
-      <w:bookmarkEnd w:id="10"/>
+      <w:bookmarkStart w:id="12" w:name="_Toc230980339"/>
+      <w:bookmarkStart w:id="13" w:name="техническое-задание"/>
+      <w:bookmarkEnd w:id="11"/>
       <w:r>
         <w:rPr>
           <w:lang w:val="ru-RU"/>
@@ -3823,7 +3824,7 @@
         <w:lastRenderedPageBreak/>
         <w:t>3. Техническое задание</w:t>
       </w:r>
-      <w:bookmarkEnd w:id="13"/>
+      <w:bookmarkEnd w:id="12"/>
     </w:p>
     <w:p>
       <w:pPr>
@@ -3832,15 +3833,97 @@
           <w:lang w:val="ru-RU"/>
         </w:rPr>
       </w:pPr>
-      <w:bookmarkStart w:id="14" w:name="общие-требования"/>
-      <w:bookmarkStart w:id="15" w:name="_Toc230980340"/>
+      <w:bookmarkStart w:id="14" w:name="_Toc230980340"/>
+      <w:bookmarkStart w:id="15" w:name="общие-требования"/>
       <w:r>
         <w:rPr>
           <w:lang w:val="ru-RU"/>
         </w:rPr>
         <w:t>Общие требования</w:t>
       </w:r>
+      <w:bookmarkEnd w:id="14"/>
+    </w:p>
+    <w:p>
+      <w:pPr>
+        <w:pStyle w:val="FirstParagraph"/>
+        <w:rPr>
+          <w:lang w:val="ru-RU"/>
+        </w:rPr>
+      </w:pPr>
+      <w:r>
+        <w:rPr>
+          <w:lang w:val="ru-RU"/>
+        </w:rPr>
+        <w:t xml:space="preserve">Сайт должен быть разработан без использования системы управления сайтами. Сайт должен быть разработан на </w:t>
+      </w:r>
+      <w:r>
+        <w:t>React</w:t>
+      </w:r>
+      <w:r>
+        <w:rPr>
+          <w:lang w:val="ru-RU"/>
+        </w:rPr>
+        <w:t xml:space="preserve"> (</w:t>
+      </w:r>
+      <w:r>
+        <w:t>Vite</w:t>
+      </w:r>
+      <w:r>
+        <w:rPr>
+          <w:lang w:val="ru-RU"/>
+        </w:rPr>
+        <w:t xml:space="preserve"> + </w:t>
+      </w:r>
+      <w:r>
+        <w:t>React</w:t>
+      </w:r>
+      <w:r>
+        <w:rPr>
+          <w:lang w:val="ru-RU"/>
+        </w:rPr>
+        <w:t xml:space="preserve"> 18 + </w:t>
+      </w:r>
+      <w:r>
+        <w:t>TypeScript</w:t>
+      </w:r>
+      <w:r>
+        <w:rPr>
+          <w:lang w:val="ru-RU"/>
+        </w:rPr>
+        <w:t>). После окончания работ необходимо, чтобы Исполнитель по команде Заказчика самостоятельно вносил изменения в содержимое сайта (новость, изменение перечня продуктов или услуг, добавление новых отзывов и т.д.).</w:t>
+      </w:r>
+    </w:p>
+    <w:p>
+      <w:pPr>
+        <w:pStyle w:val="BodyText"/>
+        <w:rPr>
+          <w:lang w:val="ru-RU"/>
+        </w:rPr>
+      </w:pPr>
+      <w:r>
+        <w:rPr>
+          <w:lang w:val="ru-RU"/>
+        </w:rPr>
+        <w:t>По окончании работ Исполнитель обязан предоставить полностью функционирующий сайт, все исходные коды и графические материалы по дизайну, все необходимые данные для доступа к управлению сайтом (аккаунты, пароли, адреса серверов и т.п.). Исполнитель обязуется не использовать интеллектуальную собственность, полученную в ходе разработки и создания сайта, в иных коммерческих проектах, если это будет наносить ущерб Заказчику. Заказчик может предоставить право использования материала со своего письменного согласия.</w:t>
+      </w:r>
+    </w:p>
+    <w:p>
+      <w:pPr>
+        <w:pStyle w:val="Heading3"/>
+        <w:rPr>
+          <w:lang w:val="ru-RU"/>
+        </w:rPr>
+      </w:pPr>
+      <w:bookmarkStart w:id="16" w:name="_Toc230980341"/>
+      <w:bookmarkStart w:id="17" w:name="требования-к-дизайну-сайта"/>
       <w:bookmarkEnd w:id="15"/>
+      <w:r>
+        <w:rPr>
+          <w:lang w:val="ru-RU"/>
+        </w:rPr>
+        <w:t>Требования к дизайну сайта</w:t>
+      </w:r>
+      <w:bookmarkEnd w:id="16"/>
     </w:p>
     <w:p>
       <w:pPr>
@@ -3853,93 +3936,17 @@
         <w:rPr>
           <w:lang w:val="ru-RU"/>
         </w:rPr>
-        <w:t xml:space="preserve">Сайт должен быть разработан без использования системы управления сайтами. Сайт должен быть разработан на </w:t>
-      </w:r>
-      <w:r>
-        <w:t>React</w:t>
-      </w:r>
-      <w:r>
-        <w:rPr>
-          <w:lang w:val="ru-RU"/>
-        </w:rPr>
-        <w:t xml:space="preserve"> (</w:t>
-      </w:r>
-      <w:r>
-        <w:t>Vite</w:t>
-      </w:r>
-      <w:r>
-        <w:rPr>
-          <w:lang w:val="ru-RU"/>
-        </w:rPr>
-        <w:t xml:space="preserve"> + </w:t>
-      </w:r>
-      <w:r>
-        <w:t>React</w:t>
-      </w:r>
-      <w:r>
-        <w:rPr>
-          <w:lang w:val="ru-RU"/>
-        </w:rPr>
-        <w:t xml:space="preserve"> 18 + </w:t>
-      </w:r>
-      <w:r>
-        <w:t>TypeScript</w:t>
-      </w:r>
-      <w:r>
-        <w:rPr>
-          <w:lang w:val="ru-RU"/>
-        </w:rPr>
-        <w:t>). После окончания работ необходимо, чтобы Исполнитель по команде Заказчика самостоятельно вносил изменения в содержимое сайта (новость, изменение перечня продуктов или услуг, добавление новых отзывов и т.д.).</w:t>
-      </w:r>
-    </w:p>
-    <w:p>
-      <w:pPr>
-        <w:pStyle w:val="BodyText"/>
-        <w:rPr>
-          <w:lang w:val="ru-RU"/>
-        </w:rPr>
-      </w:pPr>
-      <w:r>
-        <w:rPr>
-          <w:lang w:val="ru-RU"/>
-        </w:rPr>
-        <w:t>По окончании работ Исполнитель обязан предоставить полностью функционирующий сайт, все исходные коды и графические материалы по дизайну, все необходимые данные для доступа к управлению сайтом (аккаунты, пароли, адреса серверов и т.п.). Исполнитель обязуется не использовать интеллектуальную собственность, полученную в ходе разработки и создания сайта, в иных коммерческих проектах, если это будет наносить ущерб Заказчику. Заказчик может предоставить право использования материала со своего письменного согласия.</w:t>
-      </w:r>
-    </w:p>
-    <w:p>
-      <w:pPr>
-        <w:pStyle w:val="Heading3"/>
-        <w:rPr>
-          <w:lang w:val="ru-RU"/>
-        </w:rPr>
-      </w:pPr>
-      <w:bookmarkStart w:id="16" w:name="требования-к-дизайну-сайта"/>
-      <w:bookmarkStart w:id="17" w:name="_Toc230980341"/>
-      <w:bookmarkEnd w:id="14"/>
-      <w:r>
-        <w:rPr>
-          <w:lang w:val="ru-RU"/>
-        </w:rPr>
-        <w:t>Требования к дизайну сайта</w:t>
-      </w:r>
-      <w:bookmarkEnd w:id="17"/>
-    </w:p>
-    <w:p>
-      <w:pPr>
-        <w:pStyle w:val="FirstParagraph"/>
-        <w:rPr>
-          <w:lang w:val="ru-RU"/>
-        </w:rPr>
-      </w:pPr>
-      <w:r>
-        <w:rPr>
-          <w:lang w:val="ru-RU"/>
-        </w:rPr>
         <w:t xml:space="preserve">Дизайн сайта не должен быть пёстрым. Использовать преимущественно оттенки кремового, светло-розового и бронзового цветов (палитра из </w:t>
       </w:r>
-      <w:r>
-        <w:t>Figma</w:t>
-      </w:r>
+      <w:hyperlink r:id="rId5" w:history="1">
+        <w:r>
+          <w:rPr>
+            <w:rStyle w:val="Hyperlink"/>
+            <w:u w:val="single"/>
+          </w:rPr>
+          <w:t>Figma</w:t>
+        </w:r>
+      </w:hyperlink>
       <w:r>
         <w:rPr>
           <w:lang w:val="ru-RU"/>
@@ -4927,16 +4934,16 @@
           <w:lang w:val="ru-RU"/>
         </w:rPr>
       </w:pPr>
-      <w:bookmarkStart w:id="18" w:name="требования-к-функциональности-сайта"/>
-      <w:bookmarkStart w:id="19" w:name="_Toc230980342"/>
-      <w:bookmarkEnd w:id="16"/>
+      <w:bookmarkStart w:id="18" w:name="_Toc230980342"/>
+      <w:bookmarkStart w:id="19" w:name="требования-к-функциональности-сайта"/>
+      <w:bookmarkEnd w:id="17"/>
       <w:r>
         <w:rPr>
           <w:lang w:val="ru-RU"/>
         </w:rPr>
         <w:t>Требования к функциональности сайта</w:t>
       </w:r>
-      <w:bookmarkEnd w:id="19"/>
+      <w:bookmarkEnd w:id="18"/>
     </w:p>
     <w:p>
       <w:pPr>
@@ -5089,16 +5096,16 @@
           <w:lang w:val="ru-RU"/>
         </w:rPr>
       </w:pPr>
-      <w:bookmarkStart w:id="20" w:name="требования-к-содержимому-сайта"/>
-      <w:bookmarkStart w:id="21" w:name="_Toc230980343"/>
-      <w:bookmarkEnd w:id="18"/>
+      <w:bookmarkStart w:id="20" w:name="_Toc230980343"/>
+      <w:bookmarkStart w:id="21" w:name="требования-к-содержимому-сайта"/>
+      <w:bookmarkEnd w:id="19"/>
       <w:r>
         <w:rPr>
           <w:lang w:val="ru-RU"/>
         </w:rPr>
         <w:t>Требования к содержимому сайта</w:t>
       </w:r>
-      <w:bookmarkEnd w:id="21"/>
+      <w:bookmarkEnd w:id="20"/>
     </w:p>
     <w:p>
       <w:pPr>
@@ -5258,13 +5265,13 @@
       <w:pPr>
         <w:pStyle w:val="Heading3"/>
       </w:pPr>
-      <w:bookmarkStart w:id="22" w:name="детальное-описание-страниц-сайта"/>
-      <w:bookmarkStart w:id="23" w:name="_Toc230980344"/>
-      <w:bookmarkEnd w:id="20"/>
+      <w:bookmarkStart w:id="22" w:name="_Toc230980344"/>
+      <w:bookmarkStart w:id="23" w:name="детальное-описание-страниц-сайта"/>
+      <w:bookmarkEnd w:id="21"/>
       <w:r>
         <w:t>Детальное описание страниц сайта</w:t>
       </w:r>
-      <w:bookmarkEnd w:id="23"/>
+      <w:bookmarkEnd w:id="22"/>
     </w:p>
     <w:p>
       <w:pPr>
@@ -5819,10 +5826,10 @@
           <w:lang w:val="ru-RU"/>
         </w:rPr>
       </w:pPr>
-      <w:bookmarkStart w:id="24" w:name="iv.-создание-проекта"/>
-      <w:bookmarkStart w:id="25" w:name="_Toc230980345"/>
-      <w:bookmarkEnd w:id="12"/>
-      <w:bookmarkEnd w:id="22"/>
+      <w:bookmarkStart w:id="24" w:name="_Toc230980345"/>
+      <w:bookmarkStart w:id="25" w:name="iv.-создание-проекта"/>
+      <w:bookmarkEnd w:id="13"/>
+      <w:bookmarkEnd w:id="23"/>
       <w:r>
         <w:t>IV</w:t>
       </w:r>
@@ -5832,7 +5839,7 @@
         </w:rPr>
         <w:t>. Создание проекта</w:t>
       </w:r>
-      <w:bookmarkEnd w:id="25"/>
+      <w:bookmarkEnd w:id="24"/>
     </w:p>
     <w:p>
       <w:pPr>
@@ -5893,52 +5900,20 @@
         </w:rPr>
         <w:t xml:space="preserve">Эскиз интерфейса прорабатывается в </w:t>
       </w:r>
-      <w:r>
-        <w:t>Figma</w:t>
-      </w:r>
-      <w:r>
-        <w:rPr>
-          <w:lang w:val="ru-RU"/>
-        </w:rPr>
-        <w:t xml:space="preserve"> (файл </w:t>
-      </w:r>
-      <w:r>
-        <w:rPr>
-          <w:rStyle w:val="VerbatimChar"/>
-        </w:rPr>
-        <w:t>TovL</w:t>
-      </w:r>
-      <w:r>
-        <w:rPr>
-          <w:rStyle w:val="VerbatimChar"/>
-          <w:lang w:val="ru-RU"/>
-        </w:rPr>
-        <w:t>0</w:t>
-      </w:r>
-      <w:r>
-        <w:rPr>
-          <w:rStyle w:val="VerbatimChar"/>
-        </w:rPr>
-        <w:t>UHDlRQiVzTj</w:t>
-      </w:r>
-      <w:r>
-        <w:rPr>
-          <w:rStyle w:val="VerbatimChar"/>
-          <w:lang w:val="ru-RU"/>
-        </w:rPr>
-        <w:t>4817</w:t>
-      </w:r>
-      <w:r>
-        <w:rPr>
-          <w:rStyle w:val="VerbatimChar"/>
-        </w:rPr>
-        <w:t>mv</w:t>
-      </w:r>
-      <w:r>
-        <w:rPr>
-          <w:lang w:val="ru-RU"/>
-        </w:rPr>
-        <w:t xml:space="preserve">). Подготовлены проекты в трёх разрешениях экрана — 1920, 1366 и 800 </w:t>
+      <w:hyperlink r:id="rId6" w:history="1">
+        <w:r>
+          <w:rPr>
+            <w:rStyle w:val="Hyperlink"/>
+            <w:u w:val="single"/>
+          </w:rPr>
+          <w:t>Figma</w:t>
+        </w:r>
+      </w:hyperlink>
+      <w:r>
+        <w:rPr>
+          <w:lang w:val="ru-RU"/>
+        </w:rPr>
+        <w:t xml:space="preserve">. Подготовлены проекты в трёх разрешениях экрана — 1920, 1366 и 800 </w:t>
       </w:r>
       <w:r>
         <w:t>px</w:t>
@@ -6170,12 +6145,12 @@
       <w:pPr>
         <w:pStyle w:val="Heading3"/>
       </w:pPr>
-      <w:bookmarkStart w:id="26" w:name="таблица-тестирования"/>
-      <w:bookmarkStart w:id="27" w:name="_Toc230980346"/>
+      <w:bookmarkStart w:id="26" w:name="_Toc230980346"/>
+      <w:bookmarkStart w:id="27" w:name="таблица-тестирования"/>
       <w:r>
         <w:t>Таблица тестирования</w:t>
       </w:r>
-      <w:bookmarkEnd w:id="27"/>
+      <w:bookmarkEnd w:id="26"/>
     </w:p>
     <w:tbl>
       <w:tblPr>
@@ -9857,13 +9832,13 @@
       <w:pPr>
         <w:pStyle w:val="Heading3"/>
       </w:pPr>
-      <w:bookmarkStart w:id="28" w:name="таблица-скриншотов"/>
-      <w:bookmarkStart w:id="29" w:name="_Toc230980347"/>
-      <w:bookmarkEnd w:id="26"/>
+      <w:bookmarkStart w:id="28" w:name="_Toc230980347"/>
+      <w:bookmarkStart w:id="29" w:name="таблица-скриншотов"/>
+      <w:bookmarkEnd w:id="27"/>
       <w:r>
         <w:t>Таблица скриншотов</w:t>
       </w:r>
-      <w:bookmarkEnd w:id="29"/>
+      <w:bookmarkEnd w:id="28"/>
     </w:p>
     <w:tbl>
       <w:tblPr>
@@ -10637,13 +10612,13 @@
       <w:pPr>
         <w:pStyle w:val="Heading3"/>
       </w:pPr>
-      <w:bookmarkStart w:id="30" w:name="таблица-проблем-и-решений"/>
-      <w:bookmarkStart w:id="31" w:name="_Toc230980348"/>
-      <w:bookmarkEnd w:id="28"/>
+      <w:bookmarkStart w:id="30" w:name="_Toc230980348"/>
+      <w:bookmarkStart w:id="31" w:name="таблица-проблем-и-решений"/>
+      <w:bookmarkEnd w:id="29"/>
       <w:r>
         <w:t>Таблица проблем и решений</w:t>
       </w:r>
-      <w:bookmarkEnd w:id="31"/>
+      <w:bookmarkEnd w:id="30"/>
     </w:p>
     <w:tbl>
       <w:tblPr>
@@ -10986,10 +10961,10 @@
           <w:lang w:val="ru-RU"/>
         </w:rPr>
       </w:pPr>
-      <w:bookmarkStart w:id="32" w:name="v.-рабочая-документация"/>
-      <w:bookmarkStart w:id="33" w:name="_Toc230980349"/>
-      <w:bookmarkEnd w:id="24"/>
-      <w:bookmarkEnd w:id="30"/>
+      <w:bookmarkStart w:id="32" w:name="_Toc230980349"/>
+      <w:bookmarkStart w:id="33" w:name="v.-рабочая-документация"/>
+      <w:bookmarkEnd w:id="25"/>
+      <w:bookmarkEnd w:id="31"/>
       <w:r>
         <w:lastRenderedPageBreak/>
         <w:t>V</w:t>
@@ -11000,7 +10975,7 @@
         </w:rPr>
         <w:t>. Рабочая документация</w:t>
       </w:r>
-      <w:bookmarkEnd w:id="33"/>
+      <w:bookmarkEnd w:id="32"/>
     </w:p>
     <w:p>
       <w:pPr>
@@ -11009,15 +10984,15 @@
           <w:lang w:val="ru-RU"/>
         </w:rPr>
       </w:pPr>
-      <w:bookmarkStart w:id="34" w:name="рабочая-документация-пользователя"/>
-      <w:bookmarkStart w:id="35" w:name="_Toc230980350"/>
+      <w:bookmarkStart w:id="34" w:name="_Toc230980350"/>
+      <w:bookmarkStart w:id="35" w:name="рабочая-документация-пользователя"/>
       <w:r>
         <w:rPr>
           <w:lang w:val="ru-RU"/>
         </w:rPr>
         <w:t>Рабочая документация пользователя</w:t>
       </w:r>
-      <w:bookmarkEnd w:id="35"/>
+      <w:bookmarkEnd w:id="34"/>
     </w:p>
     <w:p>
       <w:pPr>
@@ -12375,14 +12350,14 @@
       <w:pPr>
         <w:pStyle w:val="Heading3"/>
       </w:pPr>
-      <w:bookmarkStart w:id="40" w:name="руководство-администратора"/>
-      <w:bookmarkStart w:id="41" w:name="_Toc230980351"/>
-      <w:bookmarkEnd w:id="34"/>
+      <w:bookmarkStart w:id="40" w:name="_Toc230980351"/>
+      <w:bookmarkStart w:id="41" w:name="руководство-администратора"/>
+      <w:bookmarkEnd w:id="35"/>
       <w:bookmarkEnd w:id="39"/>
       <w:r>
         <w:t>Руководство администратора</w:t>
       </w:r>
-      <w:bookmarkEnd w:id="41"/>
+      <w:bookmarkEnd w:id="40"/>
     </w:p>
     <w:p>
       <w:pPr>
@@ -14467,10 +14442,10 @@
           <w:lang w:val="ru-RU"/>
         </w:rPr>
       </w:pPr>
-      <w:bookmarkStart w:id="49" w:name="vi.-ввод-в-эксплуатацию-сайта"/>
-      <w:bookmarkStart w:id="50" w:name="_Toc230980352"/>
-      <w:bookmarkEnd w:id="32"/>
-      <w:bookmarkEnd w:id="40"/>
+      <w:bookmarkStart w:id="49" w:name="_Toc230980352"/>
+      <w:bookmarkStart w:id="50" w:name="vi.-ввод-в-эксплуатацию-сайта"/>
+      <w:bookmarkEnd w:id="33"/>
+      <w:bookmarkEnd w:id="41"/>
       <w:bookmarkEnd w:id="48"/>
       <w:r>
         <w:t>VI</w:t>
@@ -14481,7 +14456,7 @@
         </w:rPr>
         <w:t>. Ввод в эксплуатацию сайта</w:t>
       </w:r>
-      <w:bookmarkEnd w:id="50"/>
+      <w:bookmarkEnd w:id="49"/>
     </w:p>
     <w:p>
       <w:pPr>
@@ -14742,9 +14717,9 @@
           <w:lang w:val="ru-RU"/>
         </w:rPr>
       </w:pPr>
-      <w:bookmarkStart w:id="51" w:name="vii.-постпродажное-обслуживание-сайта"/>
-      <w:bookmarkStart w:id="52" w:name="_Toc230980353"/>
-      <w:bookmarkEnd w:id="49"/>
+      <w:bookmarkStart w:id="51" w:name="_Toc230980353"/>
+      <w:bookmarkStart w:id="52" w:name="vii.-постпродажное-обслуживание-сайта"/>
+      <w:bookmarkEnd w:id="50"/>
       <w:r>
         <w:lastRenderedPageBreak/>
         <w:t>VII</w:t>
@@ -14755,7 +14730,7 @@
         </w:rPr>
         <w:t>. Постпродажное обслуживание сайта</w:t>
       </w:r>
-      <w:bookmarkEnd w:id="52"/>
+      <w:bookmarkEnd w:id="51"/>
     </w:p>
     <w:p>
       <w:pPr>
@@ -15070,8 +15045,8 @@
         </w:rPr>
         <w:t>Конец документа.</w:t>
       </w:r>
-      <w:bookmarkEnd w:id="0"/>
-      <w:bookmarkEnd w:id="51"/>
+      <w:bookmarkEnd w:id="1"/>
+      <w:bookmarkEnd w:id="52"/>
     </w:p>
     <w:sectPr>
       <w:footnotePr>
@@ -17362,6 +17337,18 @@
       <w:ind w:left="480"/>
     </w:pPr>
   </w:style>
+  <w:style w:type="character" w:styleId="UnresolvedMention">
+    <w:name w:val="Unresolved Mention"/>
+    <w:basedOn w:val="DefaultParagraphFont"/>
+    <w:uiPriority w:val="99"/>
+    <w:semiHidden/>
+    <w:unhideWhenUsed/>
+    <w:rsid w:val="003F49DA"/>
+    <w:rPr>
+      <w:color w:val="605E5C"/>
+      <w:shd w:val="clear" w:color="auto" w:fill="E1DFDD"/>
+    </w:rPr>
+  </w:style>
 </w:styles>
 </file>
 
